--- a/分析材料_几何主导杠杆/分析材料_几何胜于对齐.docx
+++ b/分析材料_几何主导杠杆/分析材料_几何胜于对齐.docx
@@ -106,7 +106,7 @@
         <w:t>朝向是一个弱杠杆</w:t>
       </w:r>
       <w:r>
-        <w:t xml:space="preserve">。相反，对 12 个代表性风场的点阵优化存亡实验证实，在机组数不变下重排点阵（密度/间距）可回收 AEP </w:t>
+        <w:t xml:space="preserve">；其价值呈长尾分布——仅 7/171 场超过 5%（最高 +18.2%），聚集于季风走廊与海峡/湾口整流区（湄公河三角洲、杭州湾、珠江口），由"大尾流池 × 窄风玫瑰"的乘积条件驱动。相反，对 12 个代表性风场的点阵优化存亡实验证实，在机组数不变下重排点阵（密度/间距）可回收 AEP </w:t>
       </w:r>
       <w:r>
         <w:rPr>
@@ -716,7 +716,7 @@
         <w:t>中位 51.2°、均值 47.3°，70.1% 的风场偏离超过 30°、41.9% 超过 60°</w:t>
       </w:r>
       <w:r>
-        <w:t>——大多数风场"朝得很不对"，却只损失约 1% 的发电。即便在收益最高的国家，可回收幅度也有限（图 3c）：越南 +4.9%、意大利 +9.6%（仅 4 个场-年）、爱尔兰 +2.4%、台湾 +1.2%、中国 +0.8%、英国 +0.7%；法国、日本约为 0（*p* &gt; 0.2，属随机波动范围，但样本内其余国家均高度显著）。这一区域格局与 Warder &amp; Piggott 的"中纬度潜力小"相互印证。</w:t>
+        <w:t>——大多数风场"朝得很不对"，却只损失约 1% 的发电。即便在收益最高的国家，可回收幅度也有限（图 3c）：越南 +4.9%、意大利 +9.6%（仅 4 个场-年）、爱尔兰 +2.4%、台湾 +1.2%、中国 +0.8%、英国 +0.7%；法国、日本约为 0（*p* &gt; 0.2，属随机波动范围，但样本内其余国家均高度显著）。这一区域格局与 Warder &amp; Piggott 的"中纬度潜力小"相互印证。这条长尾（高收益场是谁、聚在哪、为什么）在 §2.8 单独解剖。</w:t>
       </w:r>
     </w:p>
     <w:p>
@@ -1439,148 +1439,197 @@
     </w:p>
     <w:p>
       <w:pPr>
-        <w:pStyle w:val="Heading1"/>
+        <w:pStyle w:val="Heading2"/>
       </w:pPr>
       <w:r>
-        <w:t>3. 讨论</w:t>
+        <w:t>2.8 朝向价值的长尾：季风走廊与海峡整流区的例外地理（图 8）</w:t>
       </w:r>
     </w:p>
     <w:p>
+      <w:r>
+        <w:t>图 7b 的"几乎全白"里藏着一条值得单独解剖的长尾。按场平均（2014–2024）排序，朝向优化收益的分布高度右偏（图 8a）：中位 +0.34%、均值 +0.95%，P90 = +2.4%、P95 = +4.1%；</w:t>
+      </w:r>
       <w:r>
         <w:rPr>
           <w:b/>
         </w:rPr>
-        <w:t>几何是海上风电被低估的主导可控杠杆。</w:t>
-      </w:r>
-      <w:r>
-        <w:t xml:space="preserve"> 本研究在真实风场上给出的核心图景是：尾流损失强而系统（约 13.5%），其场内主导内因是点阵几何而非朝向失配，而可回收价值几乎全部落在几何一侧。把整片阵列旋转到"历史最优朝向"这一直觉上诱人的操作，只能兑现约 1% 的发电——</w:t>
-      </w:r>
+        <w:t>171 场中仅 26 场（15%）超过 2%、7 场（4.1%）超过 5%、1 场超过 10%</w:t>
+      </w:r>
+      <w:r>
+        <w:t>，场-年最大值 +21.7%（F57，2017）。全球均值 +0.9% 是把越南的 +18% 与北海的 ~0 压平后的产物——对绝大多数风场它是实情，对极少数场址它严重失真。</w:t>
+      </w:r>
+    </w:p>
+    <w:p>
       <w:r>
         <w:rPr>
           <w:b/>
         </w:rPr>
-        <w:t>方向稳健，但幅度渺小</w:t>
-      </w:r>
-      <w:r>
-        <w:t>。这与"风向格局是海上风电首要设计敏感量"的朴素预期形成了反差：在多向风玫瑰下，单一最优朝向的边际价值被摊薄，真正的杠杆藏在点阵的密度与位置里。</w:t>
-      </w:r>
-    </w:p>
-    <w:p>
+        <w:t>长尾的地理聚集清晰而非随机</w:t>
+      </w:r>
+      <w:r>
+        <w:t>（图 8c）。7 个 &gt;5% 的场分属三类地理：（i）</w:t>
+      </w:r>
       <w:r>
         <w:rPr>
           <w:b/>
         </w:rPr>
-        <w:t>与 Warder &amp; Piggott（2024）的关系是换轴而非争锋。</w:t>
-      </w:r>
-      <w:r>
-        <w:t xml:space="preserve"> 我们不主张"几何解释了尾流损失的大部分方差"——在方差解释力轴上，风资源确实主导（*R²*≈0.98），这是 W&amp;P 的地盘。本研究换到</w:t>
+        <w:t>湄公河三角洲季风走廊 3 个</w:t>
+      </w:r>
+      <w:r>
+        <w:t>——F57（+18.2%，80 台）、F126（+5.2%）、F159（+5.2%），全部挤在 9.1–9.5°N 的越南金瓯–槟椥近海：冬季东北季风单向控制，F57 的风向集中度 WCI = 0.35（全样本中位 0.25）；（ii）</w:t>
       </w:r>
       <w:r>
         <w:rPr>
           <w:b/>
         </w:rPr>
-        <w:t>可控性轴</w:t>
-      </w:r>
-      <w:r>
-        <w:t>：剥离不可控的外生风资源后，在规划者真正能干预的子空间内，几何 ≫ 朝向。W&amp;P 的 6–7% 被我们用作"可回收上限"的锚点，其"中纬度潜力小"被用作"朝向弱杠杆"的旁证。二者互补而非冲突。本研究的点阵优化中位回收 6.2% 与 W&amp;P 的 6–7% 高度吻合，但均值 +12.2%、上尾 &gt;40%——因为真实排布的起点更密。W&amp;P 答"理想世界能回收多少"，本研究答"真实世界的次优基线有多差、差在哪里"。</w:t>
-      </w:r>
-    </w:p>
-    <w:p>
+        <w:t>中国东南沿海湾口/海峡整流区 2 个</w:t>
+      </w:r>
+      <w:r>
+        <w:t>——杭州湾口 F66（+7.8%，主轴错位 85°）与珠江口 F91（+6.6%，WCI = 0.38，七场中最高）：东北季风经海峡与近岸地形整流后在湾口恢复高度单向；（iii）</w:t>
+      </w:r>
       <w:r>
         <w:rPr>
           <w:b/>
         </w:rPr>
-        <w:t>方差份额小，不等于杠杆不重要。</w:t>
-      </w:r>
-      <w:r>
-        <w:t xml:space="preserve"> 四个排布内因合计只解释约 5% 的跨场 AEP 方差，这与 W&amp;P 的"风资源主导"一致，却常被误读为"排布不重要"。方差分解衡量的是</w:t>
+        <w:t>欧洲微型场特例 2 个</w:t>
+      </w:r>
+      <w:r>
+        <w:t>——意大利塔兰托湾 F155（+9.6%，9 台）与丹麦海峡 F157（+6.9%，7 台），均处地形风道。次级梯队（2–5%，共 19 场）同样偏聚亚洲季风海岸：26 个 &gt;2% 的场中</w:t>
       </w:r>
       <w:r>
         <w:rPr>
           <w:b/>
         </w:rPr>
-        <w:t>跨场差异</w:t>
-      </w:r>
-      <w:r>
-        <w:t>的解释力，而非</w:t>
-      </w:r>
+        <w:t>东亚占 16 个（中国 10 + 越南 6）</w:t>
+      </w:r>
+      <w:r>
+        <w:t>、欧洲 9 个、美东 1 个。两个口径注记：F155/F66 的场均值被建成初期的小台数年份稀释（F155 首年仅 2 台、增益 +1.6%，现配置 9 台年份稳定 +12% 左右；F66 现配置约 +9.7%）；而 F57 在 48→80 台的持续扩建中增益始终稳在 16–22%（图 8d）——长尾不是统计噪声。</w:t>
+      </w:r>
+    </w:p>
+    <w:p>
       <w:r>
         <w:rPr>
           <w:b/>
         </w:rPr>
-        <w:t>单场内</w:t>
-      </w:r>
-      <w:r>
-        <w:t>的可回收潜力：由于"增大间距"这一最优方向对几乎所有风场都成立，几何是一个</w:t>
+        <w:t>机制上，长尾是"大尾流池 × 窄风玫瑰"的乘积，而非任一单因</w:t>
+      </w:r>
+      <w:r>
+        <w:t>（图 8b）。跨 171 场：收益与尾流池规模的相关最强（*r* = +0.36——尾流池是朝向能回收的"燃料"，F57 恰好也是全球尾流损失最重的场之一，47.6%）；与 WCI 的线性相关几乎为零（*r* = +0.04），</w:t>
       </w:r>
       <w:r>
         <w:rPr>
           <w:b/>
         </w:rPr>
-        <w:t>普适</w:t>
-      </w:r>
-      <w:r>
-        <w:t>而非差异化的杠杆——它的方差份额小，恰恰因为它的最优值对所有场都一致，而这让它的政策含义</w:t>
+        <w:t>但两条件相乘立刻显形</w:t>
+      </w:r>
+      <w:r>
+        <w:t>：WCI 前 1/4 且尾流池前 1/4 的 13 个场，平均收益 2.4%，是全样本的 2.5 倍。主轴错位是第三个要件——亚洲高收益场的实际主轴偏离最优 33–85°。同时，我们</w:t>
       </w:r>
       <w:r>
         <w:rPr>
           <w:b/>
         </w:rPr>
-        <w:t>更强</w:t>
-      </w:r>
-      <w:r>
-        <w:t>、而非更弱。可回收价值的判定应交给可控性实验（打乱 −95.9%、旋转 +0.9%、点阵 +6~12%），而非方差解释力——这也是本研究刻意把命题钉在可控性轴、而非与 W&amp;P 争夺方差轴的方法论核心。发电侧同样如此：跨场 CF 方差的约 85% 由年均风速解释（图 6c），但那恰是场址选定后</w:t>
+        <w:t>未能证实</w:t>
+      </w:r>
+      <w:r>
+        <w:t>协作分析中"微型场几何放大"的猜想：全样本 ≤10 台的 68 个场平均收益 0.98%，与其余场（0.93%）无异，离散度也未更大（σ 1.92 vs 2.11）——F155/F157 的小规模更可能是长尾的巧合而非成因。（方法注记：PCA 主轴对弧形串列/微型排布失真——F157 名义错位仅 1° 却有 +6.9% 收益，其"轴"不代表尾流几何的有效朝向，故错位角仅对规则大场作证据使用。）</w:t>
+      </w:r>
+    </w:p>
+    <w:p>
+      <w:r>
+        <w:t>对规划的含义是一个</w:t>
       </w:r>
       <w:r>
         <w:rPr>
           <w:b/>
         </w:rPr>
-        <w:t>不可干预</w:t>
-      </w:r>
-      <w:r>
-        <w:t>的部分；而在可干预的尾流池内，结构性差异由几何驱动——风资源与尾流的相关在控住间距后归零，间距的效应在控住风资源后存活（图 6b）。</w:t>
-      </w:r>
-    </w:p>
-    <w:p>
+        <w:t>双条件筛选器</w:t>
+      </w:r>
+      <w:r>
+        <w:t>，而非对主命题的推翻：位于</w:t>
+      </w:r>
       <w:r>
         <w:rPr>
           <w:b/>
         </w:rPr>
-        <w:t>朝向偏差不是设计失误，而是约束下的理性折中。</w:t>
-      </w:r>
-      <w:r>
-        <w:t xml:space="preserve"> 70% 的风场偏离最优朝向超过 30°，主要源于航道（IMO TSS）、海缆走廊、军事禁区、渔业与海洋保护区（WDPA）、水深等值线等多重海域约束——可建区域往往是不规则多边形，排布主轴必须顺应形状。任务一亦显示范式 A（横风向最优）与范式 B（约束优先）完全互斥（0 场共现），印证"风资源最优"与"工程可建"是两种不可兼得的策略。因此对存量风场，偏差 &gt;60° 者（约 42%）可在技改/扩建窗口重估朝向，或以智能偏航（wake steering）在不移动机位的前提下部分回收——但这些都是对约 1% 朝向池的补偿，真正的价值仍需从点阵回收。</w:t>
-      </w:r>
-    </w:p>
-    <w:p>
+        <w:t>季风走廊或海峡/湾口整流区</w:t>
+      </w:r>
+      <w:r>
+        <w:t>（风向单峰窄扇）</w:t>
+      </w:r>
       <w:r>
         <w:rPr>
           <w:b/>
         </w:rPr>
-        <w:t>政策与规划含义（讨论级，不越界至治理红海）。</w:t>
-      </w:r>
-      <w:r>
-        <w:t xml:space="preserve"> 若可回收价值几乎全在几何，则海上风电的设计评审应把"点阵密度/间距"而非仅"朝向"作为一等公民；在密集化海盆，更应把场间退距纳入 MSP 事前设计变量。我们刻意将"尾流=外部性/公地"与"跨场→海域治理"仅作前提引用而非卖点——这些议题在陆上（Kaffine &amp; Worley 2010）与北海（2024–26）已成熟或正被快速填满；本研究的增量是把它从理想化、场内、治理导向，推进到真实、跨场、以几何为可控杠杆的实证起点，且主打非北海海盆（中国近海）。</w:t>
+        <w:t>且排布密集（尾流池大）</w:t>
+      </w:r>
+      <w:r>
+        <w:t>的场址，朝向应从"次要参数"升格为与间距同权重的一等设计变量；恰好，这类场址集中的越南近海、中国南海、地中海正是开发规则尚未定型的增长市场——它们仍有机会在首批项目就用对 5–18% 量级的朝向杠杆，这是北海等存量市场已经错过的窗口。但全球仅 7/171 场越过 5% 线：对其余 96% 的风场，"几何 ≫ 朝向"在平均与逐场两个意义上都成立——长尾是命题的精细化，不是反例。</w:t>
       </w:r>
     </w:p>
     <w:p>
+      <w:pPr>
+        <w:pStyle w:val="IntenseQuote"/>
+      </w:pPr>
       <w:r>
         <w:rPr>
           <w:b/>
         </w:rPr>
-        <w:t>局限。</w:t>
-      </w:r>
-      <w:r>
-        <w:t>（1）朝向仅做阵列刚性旋转（单自由度），这是能干净识别"朝向"效应的最小杠杆，但不等于朝向在联合优化中毫无价值；(2) 统一 IEA 10 MW 机型作全局归因，机型异质对尾流恢复的影响仅在情景段（10/15/22 MW）单独考察；(3) FLORIS 在 &gt;10 km 尺度低估跨场尾流，跨场结论（+0.47%）应作保守下界，且跨场仿真仅 2 对、采用单点 ERA5 近似，欧洲对的风资源混淆已如实标注；(4) 点阵优化存亡实验覆盖 12 个代表场、在矩形网格上扫描间距（非完全自由的 TopFarm 布局），其最优 Sy 多触及 13 D 扫描上限，故 +12.2% 为</w:t>
-      </w:r>
+        <w:t>结论 8｜</w:t>
+      </w:r>
+      <w:r>
+        <w:t xml:space="preserve"> 朝向价值呈长尾分布（中位 +0.34%，仅 7/171 场 &gt;5%，最高 +18.2%），长尾在地理上聚集于湄公河三角洲季风走廊、中国东南湾口整流区与欧洲海峡风道；其成因是"大尾流池 × 窄风玫瑰"的乘积条件（交互组收益 2.5 倍于全样本），"微型场放大"猜想未获数据支持。规划筛选器：季风走廊/海峡整流区 + 密集排布 → 朝向升为一等设计变量；其余 96% 的场址，朝向仍可安全视为次要参数。</w:t>
+      </w:r>
+    </w:p>
+    <w:p>
+      <w:pPr>
+        <w:jc w:val="center"/>
+      </w:pPr>
+      <w:r>
+        <w:drawing>
+          <wp:inline xmlns:a="http://schemas.openxmlformats.org/drawingml/2006/main" xmlns:pic="http://schemas.openxmlformats.org/drawingml/2006/picture">
+            <wp:extent cx="5760720" cy="4973121"/>
+            <wp:docPr id="8" name="Picture 8"/>
+            <wp:cNvGraphicFramePr>
+              <a:graphicFrameLocks noChangeAspect="1"/>
+            </wp:cNvGraphicFramePr>
+            <a:graphic>
+              <a:graphicData uri="http://schemas.openxmlformats.org/drawingml/2006/picture">
+                <pic:pic>
+                  <pic:nvPicPr>
+                    <pic:cNvPr id="0" name="Fig8_orientation_tail.png"/>
+                    <pic:cNvPicPr/>
+                  </pic:nvPicPr>
+                  <pic:blipFill>
+                    <a:blip r:embed="rId16"/>
+                    <a:stretch>
+                      <a:fillRect/>
+                    </a:stretch>
+                  </pic:blipFill>
+                  <pic:spPr>
+                    <a:xfrm>
+                      <a:off x="0" y="0"/>
+                      <a:ext cx="5760720" cy="4973121"/>
+                    </a:xfrm>
+                    <a:prstGeom prst="rect"/>
+                  </pic:spPr>
+                </pic:pic>
+              </a:graphicData>
+            </a:graphic>
+          </wp:inline>
+        </w:drawing>
+      </w:r>
+    </w:p>
+    <w:p>
+      <w:pPr>
+        <w:spacing w:after="160"/>
+      </w:pPr>
       <w:r>
         <w:rPr>
-          <w:b/>
+          <w:i/>
+          <w:sz w:val="17"/>
         </w:rPr>
-        <w:t>保守下界且假设占地可扩大</w:t>
-      </w:r>
-      <w:r>
-        <w:t>——在固定边界内可回收幅度会更小；(5) ERA5 0.25° 分辨率无法解析场内风速梯度，属全球尺度研究的共性限制。</w:t>
+        <w:t>图 8｜朝向价值的长尾与其地理。(a) 171 场按平均朝向收益排序：红=&gt;5%（7场）、橙=2-5%（19场）、灰=&lt;2%；中位+0.34%；(b) 机制：收益 vs 尾流池（r=+0.36），着色=WCI（r=+0.04）；窄玫瑰×大池交互组 2.4%（2.5×全样本）；(c) 东亚季风海岸聚集：湄公河三角洲（F57+18.2/F126/F159）、杭州湾口 F66、珠江口 F91；欧洲 F155/F157 见注；(d) 逐年稳健性：F57 跨 48→80 台扩建稳定 16-22%；F155 场均值被首年 2 台稀释（现配置 ~12%）。</w:t>
       </w:r>
     </w:p>
     <w:p>
@@ -1588,30 +1637,145 @@
         <w:pStyle w:val="Heading1"/>
       </w:pPr>
       <w:r>
-        <w:t>4. 结论</w:t>
+        <w:t>3. 讨论</w:t>
       </w:r>
     </w:p>
     <w:p>
-      <w:r>
-        <w:t>基于全球 171 个真实海上风场的后验分析，我们在可控性轴上得到一条以实证支撑、现已完整闭合的因果链：</w:t>
-      </w:r>
       <w:r>
         <w:rPr>
           <w:b/>
         </w:rPr>
-        <w:t>真实尾流损失强而系统（约 13.5%）→ 其场内主导可控内因是点阵几何而非朝向失配（打乱对照 −95.9%、真实间距中位仅 3.3 D；四内因方差合计仅 ~5%，故可控价值不在方差轴而在可控性轴）→ 朝向刚性旋转幅度小但高度稳健（约 +0.9%，*p* &lt; 10⁻⁴³），而点阵优化可回收均值 +12.2%、中位 +6.2%（是朝向的 13–22 倍，与 W&amp;P 6–7% 上限吻合）→ 密集化把场内尾流升级为跨场外部性（30% 的场有 &lt;10 km 近邻，~13 km 处跨场尾流约 0.5%，且随机型增大与逐年加密进一步放大）；而风速被归位为外生背景——主导发电天花板（*r* = 0.92）与约 5% 的年际噪声，却不解释跨场尾流差异（控间距后偏相关 ≈0）。</w:t>
-      </w:r>
-      <w:r>
-        <w:t xml:space="preserve"> 这为海上风电从"选对朝向"转向"排对点阵"的设计范式，以及把排布几何/场间退距纳入海域空间规划事前设计变量，提供了真实数据依据；更深层的启示是以"</w:t>
+        <w:t>几何是海上风电被低估的主导可控杠杆。</w:t>
+      </w:r>
+      <w:r>
+        <w:t xml:space="preserve"> 本研究在真实风场上给出的核心图景是：尾流损失强而系统（约 13.5%），其场内主导内因是点阵几何而非朝向失配，而可回收价值几乎全部落在几何一侧。把整片阵列旋转到"历史最优朝向"这一直觉上诱人的操作，只能兑现约 1% 的发电——</w:t>
       </w:r>
       <w:r>
         <w:rPr>
           <w:b/>
         </w:rPr>
-        <w:t>密度鲁棒</w:t>
-      </w:r>
-      <w:r>
-        <w:t>"替代"朝向最优"作为气候非平稳背景下的排布设计原则。</w:t>
+        <w:t>方向稳健，但幅度渺小</w:t>
+      </w:r>
+      <w:r>
+        <w:t>。这与"风向格局是海上风电首要设计敏感量"的朴素预期形成了反差：在多向风玫瑰下，单一最优朝向的边际价值被摊薄，真正的杠杆藏在点阵的密度与位置里。</w:t>
+      </w:r>
+    </w:p>
+    <w:p>
+      <w:r>
+        <w:rPr>
+          <w:b/>
+        </w:rPr>
+        <w:t>与 Warder &amp; Piggott（2024）的关系是换轴而非争锋。</w:t>
+      </w:r>
+      <w:r>
+        <w:t xml:space="preserve"> 我们不主张"几何解释了尾流损失的大部分方差"——在方差解释力轴上，风资源确实主导（*R²*≈0.98），这是 W&amp;P 的地盘。本研究换到</w:t>
+      </w:r>
+      <w:r>
+        <w:rPr>
+          <w:b/>
+        </w:rPr>
+        <w:t>可控性轴</w:t>
+      </w:r>
+      <w:r>
+        <w:t>：剥离不可控的外生风资源后，在规划者真正能干预的子空间内，几何 ≫ 朝向。W&amp;P 的 6–7% 被我们用作"可回收上限"的锚点，其"中纬度潜力小"被用作"朝向弱杠杆"的旁证。二者互补而非冲突。本研究的点阵优化中位回收 6.2% 与 W&amp;P 的 6–7% 高度吻合，但均值 +12.2%、上尾 &gt;40%——因为真实排布的起点更密。W&amp;P 答"理想世界能回收多少"，本研究答"真实世界的次优基线有多差、差在哪里"。</w:t>
+      </w:r>
+    </w:p>
+    <w:p>
+      <w:r>
+        <w:rPr>
+          <w:b/>
+        </w:rPr>
+        <w:t>方差份额小，不等于杠杆不重要。</w:t>
+      </w:r>
+      <w:r>
+        <w:t xml:space="preserve"> 四个排布内因合计只解释约 5% 的跨场 AEP 方差，这与 W&amp;P 的"风资源主导"一致，却常被误读为"排布不重要"。方差分解衡量的是</w:t>
+      </w:r>
+      <w:r>
+        <w:rPr>
+          <w:b/>
+        </w:rPr>
+        <w:t>跨场差异</w:t>
+      </w:r>
+      <w:r>
+        <w:t>的解释力，而非</w:t>
+      </w:r>
+      <w:r>
+        <w:rPr>
+          <w:b/>
+        </w:rPr>
+        <w:t>单场内</w:t>
+      </w:r>
+      <w:r>
+        <w:t>的可回收潜力：由于"增大间距"这一最优方向对几乎所有风场都成立，几何是一个</w:t>
+      </w:r>
+      <w:r>
+        <w:rPr>
+          <w:b/>
+        </w:rPr>
+        <w:t>普适</w:t>
+      </w:r>
+      <w:r>
+        <w:t>而非差异化的杠杆——它的方差份额小，恰恰因为它的最优值对所有场都一致，而这让它的政策含义</w:t>
+      </w:r>
+      <w:r>
+        <w:rPr>
+          <w:b/>
+        </w:rPr>
+        <w:t>更强</w:t>
+      </w:r>
+      <w:r>
+        <w:t>、而非更弱。可回收价值的判定应交给可控性实验（打乱 −95.9%、旋转 +0.9%、点阵 +6~12%），而非方差解释力——这也是本研究刻意把命题钉在可控性轴、而非与 W&amp;P 争夺方差轴的方法论核心。发电侧同样如此：跨场 CF 方差的约 85% 由年均风速解释（图 6c），但那恰是场址选定后</w:t>
+      </w:r>
+      <w:r>
+        <w:rPr>
+          <w:b/>
+        </w:rPr>
+        <w:t>不可干预</w:t>
+      </w:r>
+      <w:r>
+        <w:t>的部分；而在可干预的尾流池内，结构性差异由几何驱动——风资源与尾流的相关在控住间距后归零，间距的效应在控住风资源后存活（图 6b）。</w:t>
+      </w:r>
+    </w:p>
+    <w:p>
+      <w:r>
+        <w:rPr>
+          <w:b/>
+        </w:rPr>
+        <w:t>朝向偏差不是设计失误，而是约束下的理性折中。</w:t>
+      </w:r>
+      <w:r>
+        <w:t xml:space="preserve"> 70% 的风场偏离最优朝向超过 30°，主要源于航道（IMO TSS）、海缆走廊、军事禁区、渔业与海洋保护区（WDPA）、水深等值线等多重海域约束——可建区域往往是不规则多边形，排布主轴必须顺应形状。任务一亦显示范式 A（横风向最优）与范式 B（约束优先）完全互斥（0 场共现），印证"风资源最优"与"工程可建"是两种不可兼得的策略。因此对存量风场，偏差 &gt;60° 者（约 42%）可在技改/扩建窗口重估朝向，或以智能偏航（wake steering）在不移动机位的前提下部分回收——但这些都是对约 1% 朝向池的补偿，真正的价值仍需从点阵回收。</w:t>
+      </w:r>
+    </w:p>
+    <w:p>
+      <w:r>
+        <w:rPr>
+          <w:b/>
+        </w:rPr>
+        <w:t>政策与规划含义（讨论级，不越界至治理红海）。</w:t>
+      </w:r>
+      <w:r>
+        <w:t xml:space="preserve"> 若可回收价值几乎全在几何，则海上风电的设计评审应把"点阵密度/间距"而非仅"朝向"作为一等公民；在密集化海盆，更应把场间退距纳入 MSP 事前设计变量。我们刻意将"尾流=外部性/公地"与"跨场→海域治理"仅作前提引用而非卖点——这些议题在陆上（Kaffine &amp; Worley 2010）与北海（2024–26）已成熟或正被快速填满；本研究的增量是把它从理想化、场内、治理导向，推进到真实、跨场、以几何为可控杠杆的实证起点，且主打非北海海盆（中国近海）。</w:t>
+      </w:r>
+    </w:p>
+    <w:p>
+      <w:r>
+        <w:rPr>
+          <w:b/>
+        </w:rPr>
+        <w:t>局限。</w:t>
+      </w:r>
+      <w:r>
+        <w:t>（1）朝向仅做阵列刚性旋转（单自由度），这是能干净识别"朝向"效应的最小杠杆，但不等于朝向在联合优化中毫无价值；(2) 统一 IEA 10 MW 机型作全局归因，机型异质对尾流恢复的影响仅在情景段（10/15/22 MW）单独考察；(3) FLORIS 在 &gt;10 km 尺度低估跨场尾流，跨场结论（+0.47%）应作保守下界，且跨场仿真仅 2 对、采用单点 ERA5 近似，欧洲对的风资源混淆已如实标注；(4) 点阵优化存亡实验覆盖 12 个代表场、在矩形网格上扫描间距（非完全自由的 TopFarm 布局），其最优 Sy 多触及 13 D 扫描上限，故 +12.2% 为</w:t>
+      </w:r>
+      <w:r>
+        <w:rPr>
+          <w:b/>
+        </w:rPr>
+        <w:t>保守下界且假设占地可扩大</w:t>
+      </w:r>
+      <w:r>
+        <w:t>——在固定边界内可回收幅度会更小；(5) ERA5 0.25° 分辨率无法解析场内风速梯度，属全球尺度研究的共性限制。</w:t>
       </w:r>
     </w:p>
     <w:p>
@@ -1619,157 +1783,30 @@
         <w:pStyle w:val="Heading1"/>
       </w:pPr>
       <w:r>
-        <w:t>5. 方法（摘要）</w:t>
+        <w:t>4. 结论</w:t>
       </w:r>
     </w:p>
     <w:p>
+      <w:r>
+        <w:t>基于全球 171 个真实海上风场的后验分析，我们在可控性轴上得到一条以实证支撑、现已完整闭合的因果链：</w:t>
+      </w:r>
       <w:r>
         <w:rPr>
           <w:b/>
         </w:rPr>
-        <w:t>数据。</w:t>
-      </w:r>
-      <w:r>
-        <w:t xml:space="preserve"> 171 个全球海上风场真实机位坐标（DeepOWT v2.25.1，DLR，基于 Sentinel-1 SAR+CNN 检测）；ERA5 100 m 逐时 u/v 风速风向（2014–2024，东亚/欧洲/美东三区域）；水深 GEBCO 2024；统一 IEA 10 MW 参考机型（*D* = 198 m，轮毂 119 m；任务三朝向核算采用 IEA 10 MW，*D* = 263 m 口径，与 Warder &amp; Piggott 可比）。风场经 DBSCAN（eps = 5 km，min_samples = 3）聚类、剔除升压站、2014–2024 cumulative 存量口径。</w:t>
-      </w:r>
-    </w:p>
-    <w:p>
+        <w:t>真实尾流损失强而系统（约 13.5%）→ 其场内主导可控内因是点阵几何而非朝向失配（打乱对照 −95.9%、真实间距中位仅 3.3 D；四内因方差合计仅 ~5%，故可控价值不在方差轴而在可控性轴）→ 朝向刚性旋转幅度小但高度稳健（约 +0.9%，*p* &lt; 10⁻⁴³），而点阵优化可回收均值 +12.2%、中位 +6.2%（是朝向的 13–22 倍，与 W&amp;P 6–7% 上限吻合）→ 密集化把场内尾流升级为跨场外部性（30% 的场有 &lt;10 km 近邻，~13 km 处跨场尾流约 0.5%，且随机型增大与逐年加密进一步放大）；而风速被归位为外生背景——主导发电天花板（*r* = 0.92）与约 5% 的年际噪声，却不解释跨场尾流差异（控间距后偏相关 ≈0）。</w:t>
+      </w:r>
+      <w:r>
+        <w:t xml:space="preserve"> 这为海上风电从"选对朝向"转向"排对点阵"的设计范式，以及把排布几何/场间退距纳入海域空间规划事前设计变量，提供了真实数据依据；更深层的启示是以"</w:t>
+      </w:r>
       <w:r>
         <w:rPr>
           <w:b/>
         </w:rPr>
-        <w:t>尾流模型。</w:t>
-      </w:r>
-      <w:r>
-        <w:t xml:space="preserve"> FLORIS v4.6，主用 Gauss（Bastankhah &amp; Porté-Agel 2014，Niayifar TI 参数化 *k* = 0.38·TI + 0.004），Jensen 与 Cumulative Curl 作稳健性检验；湍流强度按海域分组（北海 0.06、波罗的海 0.07、东亚 0.08–0.10）。与 Warder &amp; Piggott 的 PyWake-Bastankhah 同族，结果可对标。</w:t>
-      </w:r>
-    </w:p>
-    <w:p>
-      <w:r>
-        <w:rPr>
-          <w:b/>
-        </w:rPr>
-        <w:t>排布形态与内因（任务一/二）。</w:t>
-      </w:r>
-      <w:r>
-        <w:t xml:space="preserve"> PCA 主轴、Clark–Evans 规则度、ψ4/ψ6 有序度、最近邻间距（standard-ised by *D*）、风能主方向 θ_energy（*V*³ 加权）、AxisMismatch 等；打乱对照将真实机位随机散布于同一凸包重核尾流。</w:t>
-      </w:r>
-    </w:p>
-    <w:p>
-      <w:r>
-        <w:rPr>
-          <w:b/>
-        </w:rPr>
-        <w:t>朝向优化（任务三 S1）。</w:t>
-      </w:r>
-      <w:r>
-        <w:t xml:space="preserve"> 对每个风场真实机位绕质心旋转 0–170°（步长 10°），以 1981–2010 ERA5 逐日风频加权求期望 AEP 最大的 θ_opt；再将真实、最优朝向两组排布放入同一 2014–2024 逐时气象，用同一 FLORIS 引擎重核（均衡面板 *n* = 1,203 场-年）。配对 *t* 检验与 Wilcoxon 符号秩检验评估显著性，归一化 ANOVA（AEP_rel ~ layout_group + year）分解方差。</w:t>
-      </w:r>
-    </w:p>
-    <w:p>
-      <w:r>
-        <w:rPr>
-          <w:b/>
-        </w:rPr>
-        <w:t>可控性对标。</w:t>
-      </w:r>
-      <w:r>
-        <w:t xml:space="preserve"> 以 Warder &amp; Piggott（2024）在理想 5 D 方阵上的布局优化上限 6–7% 作为几何可回收价值的锚点。</w:t>
-      </w:r>
-    </w:p>
-    <w:p>
-      <w:r>
-        <w:rPr>
-          <w:b/>
-        </w:rPr>
-        <w:t>邻近性侦察。</w:t>
-      </w:r>
-      <w:r>
-        <w:t xml:space="preserve"> 由 171 场质心（farms_master）两两计算大圆距离，以等效圆半径 √(area/π) 估计边缘间隙，统计 &lt;10 km 近邻场对与涉及风场数。</w:t>
-      </w:r>
-    </w:p>
-    <w:p>
-      <w:r>
-        <w:rPr>
-          <w:b/>
-        </w:rPr>
-        <w:t>内因方差分解（任务三）。</w:t>
-      </w:r>
-      <w:r>
-        <w:t xml:space="preserve"> 对 Gauss real 排布的场-年样本（*n* = 1,203），将密度（SpacingD）、构型（长宽比）、规模（logN）、朝向失配（|θ_opt−θ_axis|）四内因，用 Sobol 总效应指数（连续变量代理模型）与三分箱分层 ANOVA 偏 *η*²（绝对方差份额）</w:t>
-      </w:r>
-      <w:r>
-        <w:rPr>
-          <w:b/>
-        </w:rPr>
-        <w:t>双法</w:t>
-      </w:r>
-      <w:r>
-        <w:t>分解 WakeLoss 与 AEP，以区分"相对敏感度排序"与"绝对方差解释力"。</w:t>
-      </w:r>
-    </w:p>
-    <w:p>
-      <w:r>
-        <w:rPr>
-          <w:b/>
-        </w:rPr>
-        <w:t>点阵优化（POC，存亡实验）。</w:t>
-      </w:r>
-      <w:r>
-        <w:t xml:space="preserve"> 12 个代表场（范式 A/B/C/E、5–101 台），沿 PCA 主轴生成矩形网格、保持机组数不变，扫描 Sx∈[2,9] D、Sy∈[3,13] D（粗扫 1 D 步长 7×10=70 组合，精扫 ±1 D、0.5 D 步长），逐时重核 2024 AEP，最优间距上补跑 2014–2023 共 11 年验证跨年稳健性；共 1,371 次 FLORIS Gauss 仿真。回收率定义为 (AEP_opt − AEP_real)/AEP_real。因矩形网格是自由布局的子集，回收率是布局优化潜力的</w:t>
-      </w:r>
-      <w:r>
-        <w:rPr>
-          <w:b/>
-        </w:rPr>
-        <w:t>下界</w:t>
-      </w:r>
-      <w:r>
-        <w:t>。</w:t>
-      </w:r>
-    </w:p>
-    <w:p>
-      <w:r>
-        <w:rPr>
-          <w:b/>
-        </w:rPr>
-        <w:t>邻近场簇跨场仿真（任务四）。</w:t>
-      </w:r>
-      <w:r>
-        <w:t xml:space="preserve"> 取 2 对邻近场（东亚 12.9 km、欧洲 13.0 km），比较各自独立仿真与合并进同一 FLORIS 域的组合 AEP，跨场尾流损失 = (AEP_A + AEP_B − AEP_merged)/(AEP_A + AEP_B)；合并域采用较大场的 ERA5 单点风资源（欧洲对因此产生风资源混淆，仅东亚对可信）；FLORIS &gt;10 km 低估尾流，结果为保守下界。</w:t>
-      </w:r>
-    </w:p>
-    <w:p>
-      <w:r>
-        <w:rPr>
-          <w:b/>
-        </w:rPr>
-        <w:t>技术×范式情景（任务五）。</w:t>
-      </w:r>
-      <w:r>
-        <w:t xml:space="preserve"> 在 12 场按各自范式规则生成的 2030/2035/2040 扩建排布上，用 IEA 10/15/22 MW 三档机型统一重核 AEP/CF/WakeLoss（108 次仿真），分离技术（机型）、几何（范式扩建路径）与时间（密集化）三轴对尾流的响应，借 Jung（2022）因素冻结法归因。</w:t>
-      </w:r>
-    </w:p>
-    <w:p>
-      <w:r>
-        <w:rPr>
-          <w:b/>
-        </w:rPr>
-        <w:t>逐站点三因素标尺（§2.7）。</w:t>
-      </w:r>
-      <w:r>
-        <w:t xml:space="preserve"> 每场三量：风速禀赋 = (11 年均轮毂风速 − 全样本均值) × 斜率（CF~ws 跨场回归，7.4 pp/(m/s)）；朝向罚分 = −该场刚性旋转平均增益；点阵罚分 = −该场平均尾流损失。三者基准不同（全样本均值 / 自身最优 / 无尾流理想），但均为"对发电的带符号效应（百分点）"，可在同一发散色标下并列比较。</w:t>
-      </w:r>
-    </w:p>
-    <w:p>
-      <w:r>
-        <w:rPr>
-          <w:b/>
-        </w:rPr>
-        <w:t>风速归因模块（§2.6）。</w:t>
-      </w:r>
-      <w:r>
-        <w:t xml:space="preserve"> 逐场轮毂高度风速由 ERA5 100 m 逐时风速幂律外推（口径与任务二一致），得 1,203 场-年统计量（均值/分位/Weibull *A*,*k*/额定以下时数占比）；按风速分箱的尾流损失由任务二预计算尾流表（ws_bin×wd_bin 尾流效率）以真实风向频率加权导出（171 场 × 19 档）；受控扫描在 8×8 5 D 方阵与一真实密排场上令来流 3→25 m/s 单调变化。归因用跨场相关、场内逐场去均值相关（隔离布局）与偏相关（控 spacing / 控 WPD 双向）；发电侧用 CF~ws 回归与方差分解；Jensen 在 10 个代表场抽查作模型稳健性（逐档相关 ≥0.997）。⚠️ 识别一律用尾流无关的风速量（真实 m/s、高风时数、WPD），不用净 CF（已扣尾流，存在内生循环）。</w:t>
+        <w:t>密度鲁棒</w:t>
+      </w:r>
+      <w:r>
+        <w:t>"替代"朝向最优"作为气候非平稳背景下的排布设计原则。</w:t>
       </w:r>
     </w:p>
     <w:p>
@@ -1777,6 +1814,175 @@
         <w:pStyle w:val="Heading1"/>
       </w:pPr>
       <w:r>
+        <w:t>5. 方法（摘要）</w:t>
+      </w:r>
+    </w:p>
+    <w:p>
+      <w:r>
+        <w:rPr>
+          <w:b/>
+        </w:rPr>
+        <w:t>数据。</w:t>
+      </w:r>
+      <w:r>
+        <w:t xml:space="preserve"> 171 个全球海上风场真实机位坐标（DeepOWT v2.25.1，DLR，基于 Sentinel-1 SAR+CNN 检测）；ERA5 100 m 逐时 u/v 风速风向（2014–2024，东亚/欧洲/美东三区域）；水深 GEBCO 2024；统一 IEA 10 MW 参考机型（*D* = 198 m，轮毂 119 m；任务三朝向核算采用 IEA 10 MW，*D* = 263 m 口径，与 Warder &amp; Piggott 可比）。风场经 DBSCAN（eps = 5 km，min_samples = 3）聚类、剔除升压站、2014–2024 cumulative 存量口径。</w:t>
+      </w:r>
+    </w:p>
+    <w:p>
+      <w:r>
+        <w:rPr>
+          <w:b/>
+        </w:rPr>
+        <w:t>尾流模型。</w:t>
+      </w:r>
+      <w:r>
+        <w:t xml:space="preserve"> FLORIS v4.6，主用 Gauss（Bastankhah &amp; Porté-Agel 2014，Niayifar TI 参数化 *k* = 0.38·TI + 0.004），Jensen 与 Cumulative Curl 作稳健性检验；湍流强度按海域分组（北海 0.06、波罗的海 0.07、东亚 0.08–0.10）。与 Warder &amp; Piggott 的 PyWake-Bastankhah 同族，结果可对标。</w:t>
+      </w:r>
+    </w:p>
+    <w:p>
+      <w:r>
+        <w:rPr>
+          <w:b/>
+        </w:rPr>
+        <w:t>排布形态与内因（任务一/二）。</w:t>
+      </w:r>
+      <w:r>
+        <w:t xml:space="preserve"> PCA 主轴、Clark–Evans 规则度、ψ4/ψ6 有序度、最近邻间距（standard-ised by *D*）、风能主方向 θ_energy（*V*³ 加权）、AxisMismatch 等；打乱对照将真实机位随机散布于同一凸包重核尾流。</w:t>
+      </w:r>
+    </w:p>
+    <w:p>
+      <w:r>
+        <w:rPr>
+          <w:b/>
+        </w:rPr>
+        <w:t>朝向优化（任务三 S1）。</w:t>
+      </w:r>
+      <w:r>
+        <w:t xml:space="preserve"> 对每个风场真实机位绕质心旋转 0–170°（步长 10°），以 1981–2010 ERA5 逐日风频加权求期望 AEP 最大的 θ_opt；再将真实、最优朝向两组排布放入同一 2014–2024 逐时气象，用同一 FLORIS 引擎重核（均衡面板 *n* = 1,203 场-年）。配对 *t* 检验与 Wilcoxon 符号秩检验评估显著性，归一化 ANOVA（AEP_rel ~ layout_group + year）分解方差。</w:t>
+      </w:r>
+    </w:p>
+    <w:p>
+      <w:r>
+        <w:rPr>
+          <w:b/>
+        </w:rPr>
+        <w:t>可控性对标。</w:t>
+      </w:r>
+      <w:r>
+        <w:t xml:space="preserve"> 以 Warder &amp; Piggott（2024）在理想 5 D 方阵上的布局优化上限 6–7% 作为几何可回收价值的锚点。</w:t>
+      </w:r>
+    </w:p>
+    <w:p>
+      <w:r>
+        <w:rPr>
+          <w:b/>
+        </w:rPr>
+        <w:t>邻近性侦察。</w:t>
+      </w:r>
+      <w:r>
+        <w:t xml:space="preserve"> 由 171 场质心（farms_master）两两计算大圆距离，以等效圆半径 √(area/π) 估计边缘间隙，统计 &lt;10 km 近邻场对与涉及风场数。</w:t>
+      </w:r>
+    </w:p>
+    <w:p>
+      <w:r>
+        <w:rPr>
+          <w:b/>
+        </w:rPr>
+        <w:t>内因方差分解（任务三）。</w:t>
+      </w:r>
+      <w:r>
+        <w:t xml:space="preserve"> 对 Gauss real 排布的场-年样本（*n* = 1,203），将密度（SpacingD）、构型（长宽比）、规模（logN）、朝向失配（|θ_opt−θ_axis|）四内因，用 Sobol 总效应指数（连续变量代理模型）与三分箱分层 ANOVA 偏 *η*²（绝对方差份额）</w:t>
+      </w:r>
+      <w:r>
+        <w:rPr>
+          <w:b/>
+        </w:rPr>
+        <w:t>双法</w:t>
+      </w:r>
+      <w:r>
+        <w:t>分解 WakeLoss 与 AEP，以区分"相对敏感度排序"与"绝对方差解释力"。</w:t>
+      </w:r>
+    </w:p>
+    <w:p>
+      <w:r>
+        <w:rPr>
+          <w:b/>
+        </w:rPr>
+        <w:t>点阵优化（POC，存亡实验）。</w:t>
+      </w:r>
+      <w:r>
+        <w:t xml:space="preserve"> 12 个代表场（范式 A/B/C/E、5–101 台），沿 PCA 主轴生成矩形网格、保持机组数不变，扫描 Sx∈[2,9] D、Sy∈[3,13] D（粗扫 1 D 步长 7×10=70 组合，精扫 ±1 D、0.5 D 步长），逐时重核 2024 AEP，最优间距上补跑 2014–2023 共 11 年验证跨年稳健性；共 1,371 次 FLORIS Gauss 仿真。回收率定义为 (AEP_opt − AEP_real)/AEP_real。因矩形网格是自由布局的子集，回收率是布局优化潜力的</w:t>
+      </w:r>
+      <w:r>
+        <w:rPr>
+          <w:b/>
+        </w:rPr>
+        <w:t>下界</w:t>
+      </w:r>
+      <w:r>
+        <w:t>。</w:t>
+      </w:r>
+    </w:p>
+    <w:p>
+      <w:r>
+        <w:rPr>
+          <w:b/>
+        </w:rPr>
+        <w:t>邻近场簇跨场仿真（任务四）。</w:t>
+      </w:r>
+      <w:r>
+        <w:t xml:space="preserve"> 取 2 对邻近场（东亚 12.9 km、欧洲 13.0 km），比较各自独立仿真与合并进同一 FLORIS 域的组合 AEP，跨场尾流损失 = (AEP_A + AEP_B − AEP_merged)/(AEP_A + AEP_B)；合并域采用较大场的 ERA5 单点风资源（欧洲对因此产生风资源混淆，仅东亚对可信）；FLORIS &gt;10 km 低估尾流，结果为保守下界。</w:t>
+      </w:r>
+    </w:p>
+    <w:p>
+      <w:r>
+        <w:rPr>
+          <w:b/>
+        </w:rPr>
+        <w:t>技术×范式情景（任务五）。</w:t>
+      </w:r>
+      <w:r>
+        <w:t xml:space="preserve"> 在 12 场按各自范式规则生成的 2030/2035/2040 扩建排布上，用 IEA 10/15/22 MW 三档机型统一重核 AEP/CF/WakeLoss（108 次仿真），分离技术（机型）、几何（范式扩建路径）与时间（密集化）三轴对尾流的响应，借 Jung（2022）因素冻结法归因。</w:t>
+      </w:r>
+    </w:p>
+    <w:p>
+      <w:r>
+        <w:rPr>
+          <w:b/>
+        </w:rPr>
+        <w:t>逐站点三因素标尺（§2.7）。</w:t>
+      </w:r>
+      <w:r>
+        <w:t xml:space="preserve"> 每场三量：风速禀赋 = (11 年均轮毂风速 − 全样本均值) × 斜率（CF~ws 跨场回归，7.4 pp/(m/s)）；朝向罚分 = −该场刚性旋转平均增益；点阵罚分 = −该场平均尾流损失。三者基准不同（全样本均值 / 自身最优 / 无尾流理想），但均为"对发电的带符号效应（百分点）"，可在同一发散色标下并列比较。</w:t>
+      </w:r>
+    </w:p>
+    <w:p>
+      <w:r>
+        <w:rPr>
+          <w:b/>
+        </w:rPr>
+        <w:t>朝向长尾分析（§2.8）。</w:t>
+      </w:r>
+      <w:r>
+        <w:t xml:space="preserve"> 场级收益 = 该场 2014–2024 各年 (AEP_θopt − AEP_real)/AEP_real 的均值；分布统计、&gt;2%/&gt;5% 计数与地理聚类基于全 171 场。机制检验：收益对尾流池（场均尾流损失）、WCI（task1 逐年风向集中度均值，与 task2 同一编号体系）、终期台数的跨场相关，及"WCI 前 1/4 × 尾流池前 1/4"交互组均值；微型场放大猜想以 ≤10 台分组的均值/离散度检验。逐年增益曲线用于区分配置变化（扩建）与统计噪声；主轴错位角取自 s4_farm_deviation（PCA 主轴对弧形/微型排布失真，仅对规则大场作证据）。</w:t>
+      </w:r>
+    </w:p>
+    <w:p>
+      <w:r>
+        <w:rPr>
+          <w:b/>
+        </w:rPr>
+        <w:t>风速归因模块（§2.6）。</w:t>
+      </w:r>
+      <w:r>
+        <w:t xml:space="preserve"> 逐场轮毂高度风速由 ERA5 100 m 逐时风速幂律外推（口径与任务二一致），得 1,203 场-年统计量（均值/分位/Weibull *A*,*k*/额定以下时数占比）；按风速分箱的尾流损失由任务二预计算尾流表（ws_bin×wd_bin 尾流效率）以真实风向频率加权导出（171 场 × 19 档）；受控扫描在 8×8 5 D 方阵与一真实密排场上令来流 3→25 m/s 单调变化。归因用跨场相关、场内逐场去均值相关（隔离布局）与偏相关（控 spacing / 控 WPD 双向）；发电侧用 CF~ws 回归与方差分解；Jensen 在 10 个代表场抽查作模型稳健性（逐档相关 ≥0.997）。⚠️ 识别一律用尾流无关的风速量（真实 m/s、高风时数、WPD），不用净 CF（已扣尾流，存在内生循环）。</w:t>
+      </w:r>
+    </w:p>
+    <w:p>
+      <w:pPr>
+        <w:pStyle w:val="Heading1"/>
+      </w:pPr>
+      <w:r>
         <w:t>图注（Figure legends）</w:t>
       </w:r>
     </w:p>
@@ -1855,6 +2061,17 @@
       </w:r>
       <w:r>
         <w:t xml:space="preserve"> 同一把 ±20 pp 发散标尺（红 = 损失、蓝 = 增益、白 = 零；截断至 ±20 pp，各面板角落标注真实区间；点大小 ∝ 机组数）；上行欧洲、下行东亚，美东 5 场因幅面未绘（风速 +3~+8、朝向 ≈0、点阵 −1.5~−4.7 pp）。（a）风速禀赋 = (场年均轮毂风速 − 全样本均值 8.05 m/s) × 7.4 pp/(m/s)，对标全样本平均风况；北海 +5~+15 pp、东亚季风区 −5~−15 pp、台湾海峡 +19 pp、越南最南端 −21 pp。（b）朝向罚分 = −刚性旋转平均可回收增益，对标各场自身最优朝向；中位 −0.3 pp、几乎全图空白，唯越南集群达 −18 pp。（c）点阵/尾流罚分 = −平均尾流损失，对标无尾流理想；171 场全为负（中位 −11 pp、最深 −48 pp），集中于英国爱尔兰海、江苏近海与越南潮间带。</w:t>
+      </w:r>
+    </w:p>
+    <w:p>
+      <w:r>
+        <w:rPr>
+          <w:b/>
+        </w:rPr>
+        <w:t>图 8｜朝向价值的长尾与其地理。</w:t>
+      </w:r>
+      <w:r>
+        <w:t>（a）171 场按 2014–2024 平均朝向收益降序排列：红 = &gt;5%（7 场，4.1%）、橙 = 2–5%（19 场）、灰 = &lt;2%（145 场）；虚线 = 中位 +0.34% 与 5% 阈值；标注前三名 F57/F155/F66。（b）机制散点：场均收益 vs 尾流池（场均尾流损失，r = +0.36），着色 = 风向集中度 WCI（线性 r = +0.04）；"WCI 前 1/4 × 尾流池前 1/4"交互组（n = 13）均值 2.4%，为全样本 2.5 倍。（c）东亚季风海岸地图：&gt;5% 红、2–5% 橙、&lt;2% 灰点；标注湄公河三角洲集群（F57 +18.2 / F126 +5.2 / F159 +5.2，冬季东北季风走廊）、杭州湾口 F66（+7.8，主轴错位 85°）与珠江口 F91（+6.6，WCI 0.38）；欧洲 F155 塔兰托湾 +9.6、F157 丹麦海峡 +6.9 见框注。（d）逐年稳健性：F57 跨 48→80 台扩建增益稳定 16–22%；F155 首年 2 台仅 +1.6%、9 台配置后稳定 ~12%（场均值被稀释）；F66 由 3→74 台后稳定 ~9.7%；F157（7 台不变）+5~+9.6%。</w:t>
       </w:r>
     </w:p>
     <w:p>
